--- a/rapports/16_02_2026/ALPHA_BALDE/coh_EQ24_sup_061101000129.docx
+++ b/rapports/16_02_2026/ALPHA_BALDE/coh_EQ24_sup_061101000129.docx
@@ -25,7 +25,7 @@
         <w:br/>
         <w:t>Grappe: 061101000129</w:t>
         <w:br/>
-        <w:t>Date: 16/02/2026 a 12:40</w:t>
+        <w:t>Date: 16/02/2026 a 12:58</w:t>
       </w:r>
     </w:p>
     <w:p/>
@@ -2727,7 +2727,7 @@
         <w:rPr>
           <w:sz w:val="20"/>
         </w:rPr>
-        <w:t xml:space="preserve">- L'entreprise Vente de parfums existe dit n'avoir pas fait la revente de marchandises achetées et revendues en état, aussi le montant obtenus sur la vente de produits transformés par l'entreprise  n'a reçu aucune somme sur les reventes (s10q46=0 &amp; s10q48=0 &amp; s10q50=0); alors s'agit-il de quelle entreprise ? Le salaire qu'une personne de cette catégorie (10.62) a travaillé(e) dans cette entreprise Vente de parfums est élevé ou faible. Prière de confirmer cette information avec le QG ou de corriger. </w:t>
+        <w:t xml:space="preserve">- L'entreprise Vente de parfums existe dit n'avoir pas fait la revente de marchandises achetées et revendues en état, aussi le montant obtenus sur la vente de produits transformés par l'entreprise  n'a reçu aucune somme sur les reventes (s10q46=0 &amp; s10q48=0 &amp; s10q50=0); alors s'agit-il de quelle entreprise ? </w:t>
         <w:br/>
         <w:t xml:space="preserve">- L'entreprise Vente de tissus existe dit n'avoir pas fait la revente de marchandises achetées et revendues en état, aussi le montant obtenus sur la vente de produits transformés par l'entreprise  n'a reçu aucune somme sur les reventes (s10q46=0 &amp; s10q48=0 &amp; s10q50=0); alors s'agit-il de quelle entreprise ? </w:t>
         <w:br/>
@@ -4775,7 +4775,7 @@
         </w:rPr>
         <w:t xml:space="preserve">- L'entreprise vente de Glace existe dit n'avoir pas fait la revente de marchandises achetées et revendues en état, aussi le montant obtenus sur la vente de produits transformés par l'entreprise  n'a reçu aucune somme sur les reventes (s10q46=0 &amp; s10q48=0 &amp; s10q50=0); alors s'agit-il de quelle entreprise ? </w:t>
         <w:br/>
-        <w:t>- Peu plausible! la valeur actuelle déclarée en s10q36 pour vente de robe semble trop petite ou trop élevée. Veuillez, s'il vous plaît, confirmer cette information avec le QG ou la corriger. Le salaire qu'une personne de cette catégorie (10.62) a travaillé(e) dans cette entreprise vente de robe est élevé ou faible. Prière de confirmer cette information avec le QG ou de corriger.</w:t>
+        <w:t>- Peu plausible! la valeur actuelle déclarée en s10q36 pour vente de robe semble trop petite ou trop élevée. Veuillez, s'il vous plaît, confirmer cette information avec le QG ou la corriger.</w:t>
       </w:r>
     </w:p>
     <w:p>

--- a/rapports/16_02_2026/ALPHA_BALDE/coh_EQ24_sup_061101000129.docx
+++ b/rapports/16_02_2026/ALPHA_BALDE/coh_EQ24_sup_061101000129.docx
@@ -25,7 +25,7 @@
         <w:br/>
         <w:t>Grappe: 061101000129</w:t>
         <w:br/>
-        <w:t>Date: 16/02/2026 a 12:58</w:t>
+        <w:t>Date: 16/02/2026 a 13:05</w:t>
       </w:r>
     </w:p>
     <w:p/>
@@ -315,7 +315,7 @@
           </w:tcPr>
           <w:p>
             <w:r>
-              <w:t>9</w:t>
+              <w:t>10</w:t>
             </w:r>
           </w:p>
         </w:tc>
@@ -391,38 +391,6 @@
           </w:tcPr>
           <w:p>
             <w:r>
-              <w:t>Section3</w:t>
-            </w:r>
-          </w:p>
-        </w:tc>
-        <w:tc>
-          <w:tcPr>
-            <w:tcW w:type="dxa" w:w="3324"/>
-          </w:tcPr>
-          <w:p>
-            <w:r>
-              <w:t>Sante</w:t>
-            </w:r>
-          </w:p>
-        </w:tc>
-        <w:tc>
-          <w:tcPr>
-            <w:tcW w:type="dxa" w:w="3324"/>
-          </w:tcPr>
-          <w:p>
-            <w:r>
-              <w:t>6</w:t>
-            </w:r>
-          </w:p>
-        </w:tc>
-      </w:tr>
-      <w:tr>
-        <w:tc>
-          <w:tcPr>
-            <w:tcW w:type="dxa" w:w="3324"/>
-          </w:tcPr>
-          <w:p>
-            <w:r>
               <w:t>Section4a</w:t>
             </w:r>
           </w:p>
@@ -476,6 +444,38 @@
           <w:p>
             <w:r>
               <w:t>6</w:t>
+            </w:r>
+          </w:p>
+        </w:tc>
+      </w:tr>
+      <w:tr>
+        <w:tc>
+          <w:tcPr>
+            <w:tcW w:type="dxa" w:w="3324"/>
+          </w:tcPr>
+          <w:p>
+            <w:r>
+              <w:t>Section3</w:t>
+            </w:r>
+          </w:p>
+        </w:tc>
+        <w:tc>
+          <w:tcPr>
+            <w:tcW w:type="dxa" w:w="3324"/>
+          </w:tcPr>
+          <w:p>
+            <w:r>
+              <w:t>Sante</w:t>
+            </w:r>
+          </w:p>
+        </w:tc>
+        <w:tc>
+          <w:tcPr>
+            <w:tcW w:type="dxa" w:w="3324"/>
+          </w:tcPr>
+          <w:p>
+            <w:r>
+              <w:t>5</w:t>
             </w:r>
           </w:p>
         </w:tc>
@@ -894,7 +894,7 @@
         <w:rPr>
           <w:sz w:val="20"/>
         </w:rPr>
-        <w:t>- Attention ! Le prix unitaire d'achat (200 Fcfa) de Poireau en Tas (Petit) est relativement élevé par rapport aux autres prix observés dans cette zone. Prière de corriger ou de confirmer avec le QG. Attention ! Le prix unitaire d'achat (2500 Fcfa) de Viande de poulet entier en Pièce (Moyen) est relativement faible par rapport aux autres prix observés dans cette zone. Prière de corriger ou de confirmer avec le QG. Attention ! Le prix unitaire d'achat (500 Fcfa) de Piment frais en Tas (Petit) est relativement élevé par rapport aux autres prix observés dans cette zone. Prière de corriger ou de confirmer avec le QG. Avertissement!! le prix unitaire (125 Fcfa) de Thé en sachet (unité: Sachets) de taille Petit est très faible ou élevé. Prière de corriger ou de confirmer avec le QG. Avertissement!!! Le ménage a consommé 1 Bidon 20l taille unique de Eau minérale/filtrée en bouteille locale, cette quantité semble anormale pour une consommation des 7 derniers jours, prière de verifier et corriger. Le prix d'achat unitaire (1 Fcfa) de Feuilles de  Haricot en Sachets de taille Petit  est invraisemblable, prière de regarder les reponses prises dans les questions s07bq07a s07bq07b s07bq07c s07bq08 pour mieux corriger. Le prix d'achat unitaire (1 Fcfa) de Feuilles de patate en Sachets de taille Petit  est invraisemblable, prière de regarder les reponses prises dans les questions s07bq07a s07bq07b s07bq07c s07bq08 pour mieux corriger. Le prix d'achat unitaire (200 Fcfa) de Mil en Kg de taille  taille unique  est très faible, prière de regarder les reponses prises dans les questions s07bq07a s07bq07b s07bq07c s07bq08 pour mieux corriger.</w:t>
+        <w:t>- Attention ! Le prix unitaire d'achat (200 Fcfa) de Poireau en Tas (Petit) est relativement élevé par rapport aux autres prix observés dans cette zone. Prière de corriger ou de confirmer avec le QG. Attention ! Le prix unitaire d'achat (2500 Fcfa) de Viande de poulet entier en Pièce (Moyen) est relativement faible par rapport aux autres prix observés dans cette zone. Prière de corriger ou de confirmer avec le QG. Attention ! Le prix unitaire d'achat (500 Fcfa) de Gombo frais en Tas (Petit) est relativement élevé par rapport aux autres prix observés dans cette zone. Prière de corriger ou de confirmer avec le QG. Attention ! Le prix unitaire d'achat (500 Fcfa) de Petit cola en Pièce (Petit) est relativement élevé par rapport aux autres prix observés dans cette zone. Prière de corriger ou de confirmer avec le QG. Attention ! Le prix unitaire d'achat (500 Fcfa) de Piment frais en Tas (Petit) est relativement élevé par rapport aux autres prix observés dans cette zone. Prière de corriger ou de confirmer avec le QG. Attention ! Le prix unitaire d'achat (650 Fcfa) de Sucre en poudre  en Kg (taille unique) est relativement élevé par rapport aux autres prix observés dans cette zone. Prière de corriger ou de confirmer avec le QG. Avertissement!! le prix unitaire (125 Fcfa) de Thé en sachet (unité: Sachets) de taille Petit est très faible ou élevé. Prière de corriger ou de confirmer avec le QG. Attention ! Le prix unitaire d'achat (125 Fcfa) de Thé en sachet en Sachets (Petit) est relativement élevé par rapport aux autres prix observés dans cette zone. Prière de corriger ou de confirmer avec le QG. Avertissement!!! Le ménage a consommé 1 Bidon 20l taille unique de Eau minérale/filtrée en bouteille locale, cette quantité semble anormale pour une consommation des 7 derniers jours, prière de verifier et corriger. Le prix d'achat unitaire (1 Fcfa) de Feuilles de  Haricot en Sachets de taille Petit  est invraisemblable, prière de regarder les reponses prises dans les questions s07bq07a s07bq07b s07bq07c s07bq08 pour mieux corriger. Le prix d'achat unitaire (1 Fcfa) de Feuilles de patate en Sachets de taille Petit  est invraisemblable, prière de regarder les reponses prises dans les questions s07bq07a s07bq07b s07bq07c s07bq08 pour mieux corriger. Le prix d'achat unitaire (200 Fcfa) de Mil en Kg de taille  taille unique  est très faible, prière de regarder les reponses prises dans les questions s07bq07a s07bq07b s07bq07c s07bq08 pour mieux corriger.</w:t>
       </w:r>
     </w:p>
     <w:p>
@@ -1443,7 +1443,7 @@
         <w:rPr>
           <w:sz w:val="20"/>
         </w:rPr>
-        <w:t>- Attention ! Le prix unitaire d'achat (3000 Fcfa) de Pastèque en Pièce (Grand) est relativement élevé par rapport aux autres prix observés dans cette zone. Prière de corriger ou de confirmer avec le QG. Avertissement!! La quantité (3.5 litre) du produit Huile de soja  consommée  par le ménage semble très élevé, prière de corriger ou confirmer avec le QG. Attention ! Le prix unitaire d'achat (1300 Fcfa) de Huile de soja  en Litre (taille unique) est relativement élevé par rapport aux autres prix observés dans cette zone. Prière de corriger ou de confirmer avec le QG. Avertissement!! le prix unitaire (100 Fcfa) de Thé en sachet (unité: Sachets) de taille Petit est très faible ou élevé. Prière de corriger ou de confirmer avec le QG. Avertissement!!! Le ménage a consommé 10 Pièce Moyen de Capitaine frais, cette quantité semble anormale pour une consommation des 7 derniers jours.Prière de corriger ou de confirmer avec le QG. Le prix d'achat unitaire (1040 Fcfa) de Vermicelles en Kg de taille taille unique semble élevé, prière de regarder les reponses prises dans les questions s07bq07a s07bq07b s07bq07c s07bq08 pour mieux corriger.</w:t>
+        <w:t>- Attention ! Le prix unitaire d'achat (1400 Fcfa) de Carotte en Kg (taille unique) est relativement élevé par rapport aux autres prix observés dans cette zone. Prière de corriger ou de confirmer avec le QG. Attention ! Le prix unitaire d'achat (3000 Fcfa) de Pastèque en Pièce (Grand) est relativement élevé par rapport aux autres prix observés dans cette zone. Prière de corriger ou de confirmer avec le QG. Attention ! Le prix unitaire d'achat (50 Fcfa) de Sel en Sachets (Moyen) est relativement faible par rapport aux autres prix observés dans cette zone. Prière de corriger ou de confirmer avec le QG. Attention ! Le prix unitaire d'achat (650 Fcfa) de Sucre en poudre  en Kg (taille unique) est relativement élevé par rapport aux autres prix observés dans cette zone. Prière de corriger ou de confirmer avec le QG. Attention ! Soupçons de quantité anormale! Le ménage de OUMAR BITEYE avec une taille de 7 personnes a consommé 8 Verre ( à thé) en taille unique de Vinaigre de vin qui est relativement élevé comme consommation par rapport à la condition de vie des autres ménages de même taille dans cette zone. Prière de corriger ou de confirmer avec le QG. Avertissement!! La quantité (3.5 litre) du produit Huile de soja  consommée  par le ménage semble très élevé, prière de corriger ou confirmer avec le QG. Avertissement!! le prix unitaire (100 Fcfa) de Thé en sachet (unité: Sachets) de taille Petit est très faible ou élevé. Prière de corriger ou de confirmer avec le QG. Avertissement!!! Le ménage a consommé 10 Pièce Moyen de Capitaine frais, cette quantité semble anormale pour une consommation des 7 derniers jours.Prière de corriger ou de confirmer avec le QG. Le prix d'achat unitaire (1040 Fcfa) de Vermicelles en Kg de taille taille unique semble élevé, prière de regarder les reponses prises dans les questions s07bq07a s07bq07b s07bq07c s07bq08 pour mieux corriger.</w:t>
       </w:r>
     </w:p>
     <w:p>
@@ -1527,9 +1527,9 @@
         <w:rPr>
           <w:sz w:val="20"/>
         </w:rPr>
-        <w:t xml:space="preserve">- Attention ! Antenne parabolique / décodeur a été achété à 30000 Fcfa est relativement élevé par rapport aux autres prix d'achat observés dans cette zone. Prière de corriger ou de confirmer avec le QG. </w:t>
+        <w:t xml:space="preserve">- Attention ! Antenne parabolique / décodeur a été revendu à 20000 Fcfa qui est relativement élevé par rapport aux autres prix de revente observés dans cette zone. Prière de corriger ou de confirmer avec le QG. </w:t>
         <w:br/>
-        <w:t xml:space="preserve">- Attention ! Appareil TV a été achété à 200000 Fcfa est relativement élevé par rapport aux autres prix d'achat observés dans cette zone. Prière de corriger ou de confirmer avec le QG. Attention ! Appareil TV a été revendu à 200000 Fcfa qui est relativement élevé par rapport aux autres prix de revente observés dans cette zone. Prière de corriger ou de confirmer avec le QG. </w:t>
+        <w:t xml:space="preserve">- Attention ! Appareil TV a été revendu à 200000 Fcfa qui est relativement élevé par rapport aux autres prix de revente observés dans cette zone. Prière de corriger ou de confirmer avec le QG. </w:t>
         <w:br/>
         <w:t xml:space="preserve">- Attention ! Armoires et autres meubles a été achété à 1300000 Fcfa est relativement élevé par rapport aux autres prix d'achat observés dans cette zone. Prière de corriger ou de confirmer avec le QG. Attention ! Armoires et autres meubles a été revendu à 700000 Fcfa qui est relativement élevé par rapport aux autres prix de revente observés dans cette zone. Prière de corriger ou de confirmer avec le QG. </w:t>
         <w:br/>
@@ -2105,7 +2105,7 @@
         <w:rPr>
           <w:sz w:val="20"/>
         </w:rPr>
-        <w:t>- Attention ! Le prix unitaire d'achat (25 Fcfa) de Poivre en Sachets (Tres petit) est relativement faible par rapport aux autres prix observés dans cette zone. Prière de corriger ou de confirmer avec le QG. Attention ! Le prix unitaire d'achat (250 Fcfa) de Café en poudre soluble en Sachets industriel (Petit) est relativement élevé par rapport aux autres prix observés dans cette zone. Prière de corriger ou de confirmer avec le QG. Attention ! Le prix unitaire d'achat (500 Fcfa) de Arachides pilées en Sachets (Moyen) est relativement élevé par rapport aux autres prix observés dans cette zone. Prière de corriger ou de confirmer avec le QG. Avertissement!!! Le ménage a consommé 18 Pièce Petit de Capitaine frais, cette quantité semble anormale pour une consommation des 7 derniers jours.Prière de corriger ou de confirmer avec le QG.</w:t>
+        <w:t>- Attention ! Le prix unitaire d'achat (200 Fcfa) de Patate douce en Morceau (Portion) (Moyen) est relativement élevé par rapport aux autres prix observés dans cette zone. Prière de corriger ou de confirmer avec le QG. Attention ! Le prix unitaire d'achat (25 Fcfa) de Poivre en Sachets (Tres petit) est relativement faible par rapport aux autres prix observés dans cette zone. Prière de corriger ou de confirmer avec le QG. Attention ! Le prix unitaire d'achat (250 Fcfa) de Café en poudre soluble en Sachets industriel (Petit) est relativement élevé par rapport aux autres prix observés dans cette zone. Prière de corriger ou de confirmer avec le QG. Avertissement!!! Le ménage a consommé 18 Pièce Petit de Capitaine frais, cette quantité semble anormale pour une consommation des 7 derniers jours.Prière de corriger ou de confirmer avec le QG.</w:t>
       </w:r>
     </w:p>
     <w:p>
@@ -2573,7 +2573,7 @@
         <w:br/>
         <w:t xml:space="preserve">- Attention ! Le montant (14900 Fcfa) dépensé ou reçu en cadeau pour les recharges internet ou de forfaits de données mobiles(hors appels vocaux), aucours des 30 derniers jours de  DAME SOW est relativement élevé par rapport aux autres montants depansés observés dans cette zone. Prière de corriger ou de confirmer avec le QG. </w:t>
         <w:br/>
-        <w:t>- Attention ! Le montant (9000 Fcfa) dépensé ou reçu en cadeau pour les cartes prépayées, les transferts de crédit et les abonnements de  NIANIA SOW est relativement élevé par rapport aux autres montants depansés observés dans cette zone. Prière de corriger ou de confirmer avec le QG.</w:t>
+        <w:t>- Attention ! Le montant (9000 Fcfa) dépensé ou reçu en cadeau pour les cartes prépayées, les transferts de crédit et les abonnements de  NIANIA SOW est relativement élevé par rapport aux autres montants depansés observés dans cette zone. Prière de corriger ou de confirmer avec le QG. Attention ! Le montant (8000 Fcfa) dépensé ou reçu en cadeau pour les recharges internet ou de forfaits de données mobiles(hors appels vocaux), aucours des 30 derniers jours de  NIANIA SOW est relativement élevé par rapport aux autres montants depansés observés dans cette zone. Prière de corriger ou de confirmer avec le QG.</w:t>
       </w:r>
     </w:p>
     <w:p>
@@ -2656,7 +2656,7 @@
         <w:rPr>
           <w:sz w:val="20"/>
         </w:rPr>
-        <w:t>- Attention ! Le prix unitaire d'achat (100 Fcfa) de Biscuits en Sachets (Petit) est relativement élevé par rapport aux autres prix observés dans cette zone. Prière de corriger ou de confirmer avec le QG. Attention ! Le prix unitaire d'achat (2000 Fcfa) de Carpe séchée en Morceau (Portion) (Petit) est relativement élevé par rapport aux autres prix observés dans cette zone. Prière de corriger ou de confirmer avec le QG. Attention ! Le prix unitaire d'achat (250 Fcfa) de Piment frais en Tas (Petit) est relativement élevé par rapport aux autres prix observés dans cette zone. Prière de corriger ou de confirmer avec le QG. Attention ! Le prix unitaire d'achat (3000 Fcfa) de Viande de poulet entier en Pièce (Moyen) est relativement faible par rapport aux autres prix observés dans cette zone. Prière de corriger ou de confirmer avec le QG. Attention ! Le prix unitaire d'achat (50 Fcfa) de Cube alimentaire (Maggi, Jumbo, ) en Cube (Petit) est relativement élevé par rapport aux autres prix observés dans cette zone. Prière de corriger ou de confirmer avec le QG. Avertissement!! le prix unitaire (100 Fcfa) de Thé en sachet (unité: Sachets) de taille Petit est très faible ou élevé. Prière de corriger ou de confirmer avec le QG.</w:t>
+        <w:t>- Attention ! Le prix unitaire d'achat (100 Fcfa) de Oignon frais en Pièce (Petit) est relativement élevé par rapport aux autres prix observés dans cette zone. Prière de corriger ou de confirmer avec le QG. Attention ! Le prix unitaire d'achat (2000 Fcfa) de Carpe séchée en Morceau (Portion) (Petit) est relativement élevé par rapport aux autres prix observés dans cette zone. Prière de corriger ou de confirmer avec le QG. Attention ! Le prix unitaire d'achat (3000 Fcfa) de Viande de poulet entier en Pièce (Moyen) est relativement faible par rapport aux autres prix observés dans cette zone. Prière de corriger ou de confirmer avec le QG. Attention ! Le prix unitaire d'achat (400 Fcfa) de Gombo frais en Tas (Petit) est relativement élevé par rapport aux autres prix observés dans cette zone. Prière de corriger ou de confirmer avec le QG. Attention ! Le prix unitaire d'achat (50 Fcfa) de Cube alimentaire (Maggi, Jumbo, ) en Cube (Petit) est relativement élevé par rapport aux autres prix observés dans cette zone. Prière de corriger ou de confirmer avec le QG. Attention ! Le prix unitaire d'achat (650 Fcfa) de Sucre en poudre  en Kg (taille unique) est relativement élevé par rapport aux autres prix observés dans cette zone. Prière de corriger ou de confirmer avec le QG. Avertissement!! le prix unitaire (100 Fcfa) de Thé en sachet (unité: Sachets) de taille Petit est très faible ou élevé. Prière de corriger ou de confirmer avec le QG.</w:t>
       </w:r>
     </w:p>
     <w:p>
@@ -3161,7 +3161,7 @@
         <w:rPr>
           <w:sz w:val="20"/>
         </w:rPr>
-        <w:t>- La dernière fois que vous avez acheté Eau minérale/filtrée en bouteille locale est maison d'un autre voisin et semble exister dans les modalités, prière de prendre attache avec le QG pour plus d'explication afin de la classer bien. Attention ! Le prix unitaire d'achat (200 Fcfa) de Manioc en tubercules en Pièce (Petit) est relativement élevé par rapport aux autres prix observés dans cette zone. Prière de corriger ou de confirmer avec le QG. Attention ! Le prix unitaire d'achat (50 Fcfa) de Cube alimentaire (Maggi, Jumbo, ) en Cube (Petit) est relativement élevé par rapport aux autres prix observés dans cette zone. Prière de corriger ou de confirmer avec le QG. Avertissement!! La quantité (4.5 litre) du produit Huile de soja  consommée  par le ménage semble très élevé, prière de corriger ou confirmer avec le QG. Avertissement!!! Le ménage a consommé 4 Boite (Autre que la boite/pot de tomate) Tres petit de Thé en sachet, cette quantité semble anormale pour une consommation des 7 derniers jours.Les ménages consomment géneralement en sachet ou en paquet, prière de corriger ou de confirmer avec le QG.</w:t>
+        <w:t>- La dernière fois que vous avez acheté Eau minérale/filtrée en bouteille locale est maison d'un autre voisin et semble exister dans les modalités, prière de prendre attache avec le QG pour plus d'explication afin de la classer bien. Attention ! Le prix unitaire d'achat (200 Fcfa) de Manioc en tubercules en Pièce (Petit) est relativement élevé par rapport aux autres prix observés dans cette zone. Prière de corriger ou de confirmer avec le QG. Attention ! Le prix unitaire d'achat (50 Fcfa) de Cube alimentaire (Maggi, Jumbo, ) en Cube (Petit) est relativement élevé par rapport aux autres prix observés dans cette zone. Prière de corriger ou de confirmer avec le QG. Attention ! Le prix unitaire d'achat (600 Fcfa) de Poivron frais en Pièce (Petit) est relativement élevé par rapport aux autres prix observés dans cette zone. Prière de corriger ou de confirmer avec le QG. Avertissement!! La quantité (4.5 litre) du produit Huile de soja  consommée  par le ménage semble très élevé, prière de corriger ou confirmer avec le QG. Avertissement!!! Le ménage a consommé 4 Boite (Autre que la boite/pot de tomate) Tres petit de Thé en sachet, cette quantité semble anormale pour une consommation des 7 derniers jours.Les ménages consomment géneralement en sachet ou en paquet, prière de corriger ou de confirmer avec le QG.</w:t>
       </w:r>
     </w:p>
     <w:p>
@@ -3570,6 +3570,27 @@
           <w:color w:val="4672C4"/>
           <w:sz w:val="22"/>
         </w:rPr>
+        <w:t>&gt;&gt; Section1 - Caracteristiques des membres</w:t>
+      </w:r>
+    </w:p>
+    <w:p>
+      <w:pPr>
+        <w:ind w:left="283"/>
+      </w:pPr>
+      <w:r>
+        <w:rPr>
+          <w:sz w:val="20"/>
+        </w:rPr>
+        <w:t>- Attention ! Le montant (7000 Fcfa) dépensé ou reçu en cadeau pour les recharges internet ou de forfaits de données mobiles(hors appels vocaux), aucours des 30 derniers jours de  ABDOU TALL est relativement élevé par rapport aux autres montants depansés observés dans cette zone. Prière de corriger ou de confirmer avec le QG.</w:t>
+      </w:r>
+    </w:p>
+    <w:p>
+      <w:r>
+        <w:rPr>
+          <w:b/>
+          <w:color w:val="4672C4"/>
+          <w:sz w:val="22"/>
+        </w:rPr>
         <w:t>&gt;&gt; Section2 - Education</w:t>
       </w:r>
     </w:p>
@@ -3603,27 +3624,6 @@
           <w:sz w:val="20"/>
         </w:rPr>
         <w:t>- Le montant total declaré de ABDOU TALL concernant les repas pris à l'extérieur du ménage au cours des 7 jours semble élevé. Prière de vérifier et de corriger ou de confirmer ces informations avec le QG.</w:t>
-      </w:r>
-    </w:p>
-    <w:p>
-      <w:r>
-        <w:rPr>
-          <w:b/>
-          <w:color w:val="4672C4"/>
-          <w:sz w:val="22"/>
-        </w:rPr>
-        <w:t>&gt;&gt; Section7b - Consommation alimentaire - 7 jours</w:t>
-      </w:r>
-    </w:p>
-    <w:p>
-      <w:pPr>
-        <w:ind w:left="283"/>
-      </w:pPr>
-      <w:r>
-        <w:rPr>
-          <w:sz w:val="20"/>
-        </w:rPr>
-        <w:t>- Attention ! Le prix unitaire d'achat (1000 Fcfa) de Eau minérale/filtrée en bouteille locale en Bouteille 10l (taille unique) est relativement élevé par rapport aux autres prix observés dans cette zone. Prière de corriger ou de confirmer avec le QG.</w:t>
       </w:r>
     </w:p>
     <w:p>
@@ -4043,6 +4043,10 @@
         <w:rPr>
           <w:sz w:val="20"/>
         </w:rPr>
+        <w:t xml:space="preserve">- Avertissement!!!  MOUSSA CISSE  possède un téléphone android mais dit n'avoir pas accès à l'internet, prière de confirmer cette information avec le QG ou la corriger. Incoherence! MOUSSA CISSE dispose d'un téléphone portable à s01q39, donc la raison évoquée ne peut pas être (ne dispose pas d'appareil). </w:t>
+        <w:br/>
+        <w:t xml:space="preserve">-  Avertissement!!!  SEYNABOU GAYE  possède un téléphone android mais dit n'avoir pas accès à l'internet, prière de confirmer cette information avec le QG ou la corriger. Incoherence! SEYNABOU GAYE dispose d'un téléphone portable à s01q39, donc la raison évoquée ne peut pas être (ne dispose pas d'appareil). </w:t>
+        <w:br/>
         <w:t>- Incoherence! YACINE FAYE dispose d'un téléphone portable à s01q39, donc la raison évoquée ne peut pas être (ne dispose pas d'appareil).</w:t>
       </w:r>
     </w:p>
@@ -4073,27 +4077,6 @@
         <w:t xml:space="preserve">- Peu probable! SEYNABOU GAYE  n'arrive pas  à comprendre un petit texte lu dans une langue locale (s02q03). Veuillez corriger ou donner des explications au QG. Peu probable! SEYNABOU GAYE  ne sait ni lire, ni écrire, ni comprendre dans aucune des langues  (s02q01,s02q02,s02q03). Veuillez corriger ou donner des explications au QG. </w:t>
         <w:br/>
         <w:t>- Peu probable! YACINE FAYE  n'arrive pas  à comprendre un petit texte lu dans une langue locale (s02q03). Veuillez corriger ou donner des explications au QG. Peu probable! YACINE FAYE  ne sait ni lire, ni écrire, ni comprendre dans aucune des langues  (s02q01,s02q02,s02q03). Veuillez corriger ou donner des explications au QG.</w:t>
-      </w:r>
-    </w:p>
-    <w:p>
-      <w:r>
-        <w:rPr>
-          <w:b/>
-          <w:color w:val="4672C4"/>
-          <w:sz w:val="22"/>
-        </w:rPr>
-        <w:t>&gt;&gt; Section3 - Sante</w:t>
-      </w:r>
-    </w:p>
-    <w:p>
-      <w:pPr>
-        <w:ind w:left="283"/>
-      </w:pPr>
-      <w:r>
-        <w:rPr>
-          <w:sz w:val="20"/>
-        </w:rPr>
-        <w:t>- Le moyen principal que [NOM] utilise pour se protéger des piqûres de moustiques en dehors de la moustiquaire est Ventilateur et semble exister dans les modalités, prière de prendre attache avec le QG pour plus d'explication afin de la classer bien.</w:t>
       </w:r>
     </w:p>
     <w:p>
@@ -4170,6 +4153,27 @@
           <w:color w:val="4672C4"/>
           <w:sz w:val="22"/>
         </w:rPr>
+        <w:t>&gt;&gt; Section7b - Consommation alimentaire - 7 jours</w:t>
+      </w:r>
+    </w:p>
+    <w:p>
+      <w:pPr>
+        <w:ind w:left="283"/>
+      </w:pPr>
+      <w:r>
+        <w:rPr>
+          <w:sz w:val="20"/>
+        </w:rPr>
+        <w:t>- Le prix d'achat unitaire (150 Fcfa) de Sucre en poudre  en Kg de taille  taille unique  est très faible, prière de regarder les reponses prises dans les questions s07bq07a s07bq07b s07bq07c s07bq08 pour mieux corriger. Attention ! Le prix unitaire d'achat (150 Fcfa) de Sucre en poudre  en Kg (taille unique) est relativement faible par rapport aux autres prix observés dans cette zone. Prière de corriger ou de confirmer avec le QG.</w:t>
+      </w:r>
+    </w:p>
+    <w:p>
+      <w:r>
+        <w:rPr>
+          <w:b/>
+          <w:color w:val="4672C4"/>
+          <w:sz w:val="22"/>
+        </w:rPr>
         <w:t>&gt;&gt; Section9f - Depenses non-alimentaires - 12 mois</w:t>
       </w:r>
     </w:p>
@@ -4203,8 +4207,6 @@
           <w:sz w:val="20"/>
         </w:rPr>
         <w:t xml:space="preserve">- Attention ! Armoires et autres meubles a été achété à 700000 Fcfa est relativement élevé par rapport aux autres prix d'achat observés dans cette zone. Prière de corriger ou de confirmer avec le QG. Attention ! Armoires et autres meubles a été revendu à 500000 Fcfa qui est relativement élevé par rapport aux autres prix de revente observés dans cette zone. Prière de corriger ou de confirmer avec le QG. </w:t>
-        <w:br/>
-        <w:t xml:space="preserve">- Attention ! Matelas simple a été revendu à 100000 Fcfa qui est relativement élevé par rapport aux autres prix de revente observés dans cette zone. Prière de corriger ou de confirmer avec le QG. </w:t>
         <w:br/>
         <w:t>- Attention ! Ventilateur sur pied a été revendu à 25000 Fcfa qui est relativement élevé par rapport aux autres prix de revente observés dans cette zone. Prière de corriger ou de confirmer avec le QG.</w:t>
       </w:r>
@@ -4702,7 +4704,7 @@
         <w:rPr>
           <w:sz w:val="20"/>
         </w:rPr>
-        <w:t>- Attention ! Le prix unitaire d'achat (1000 Fcfa) de Oignon frais en Kg (taille unique) est relativement élevé par rapport aux autres prix observés dans cette zone. Prière de corriger ou de confirmer avec le QG. Attention ! Le prix unitaire d'achat (1200 Fcfa) de Pomme de terre en Kg (taille unique) est relativement élevé par rapport aux autres prix observés dans cette zone. Prière de corriger ou de confirmer avec le QG. Attention ! Le prix unitaire d'achat (2000 Fcfa) de Capitaine frais en Tas (Petit) est relativement élevé par rapport aux autres prix observés dans cette zone. Prière de corriger ou de confirmer avec le QG. Attention ! Le prix unitaire d'achat (50 Fcfa) de Cube alimentaire (Maggi, Jumbo, ) en Cube (Petit) est relativement élevé par rapport aux autres prix observés dans cette zone. Prière de corriger ou de confirmer avec le QG. Attention ! Le prix unitaire d'achat (500 Fcfa) de Aubergine   en Tas (Petit) est relativement élevé par rapport aux autres prix observés dans cette zone. Prière de corriger ou de confirmer avec le QG. Avertissement!! le prix unitaire (100 Fcfa) de Thé en sachet (unité: Sachets) de taille Petit est très faible ou élevé. Prière de corriger ou de confirmer avec le QG. Avertissement!!! Le ménage a consommé 10 Pièce Petit de Caramel, bonbons, confiseries, etc., cette quantité semble anormale pour une consommation des 7 derniers jours.Prière de corriger ou de confirmer avec le QG. Avertissement!!!Le ménage a consommé 56 miche de Petit de Pain moderne (Baguette)  ce qui semble incoherent pour une consommation aucours des 7 derniers jours, prière de verifier et corriger. Difficile de consommer le Sel en Sachets industriel Petit prière de verifier.</w:t>
+        <w:t>- Attention ! Le prix unitaire d'achat (1000 Fcfa) de Oignon frais en Kg (taille unique) est relativement élevé par rapport aux autres prix observés dans cette zone. Prière de corriger ou de confirmer avec le QG. Attention ! Le prix unitaire d'achat (1200 Fcfa) de Pomme de terre en Kg (taille unique) est relativement élevé par rapport aux autres prix observés dans cette zone. Prière de corriger ou de confirmer avec le QG. Attention ! Le prix unitaire d'achat (2000 Fcfa) de Capitaine frais en Tas (Petit) est relativement élevé par rapport aux autres prix observés dans cette zone. Prière de corriger ou de confirmer avec le QG. Attention ! Le prix unitaire d'achat (50 Fcfa) de Cube alimentaire (Maggi, Jumbo, ) en Cube (Petit) est relativement élevé par rapport aux autres prix observés dans cette zone. Prière de corriger ou de confirmer avec le QG. Attention ! Le prix unitaire d'achat (500 Fcfa) de Aubergine sauvage  en Tas (Moyen) est relativement élevé par rapport aux autres prix observés dans cette zone. Prière de corriger ou de confirmer avec le QG. Avertissement!! le prix unitaire (100 Fcfa) de Thé en sachet (unité: Sachets) de taille Petit est très faible ou élevé. Prière de corriger ou de confirmer avec le QG. Avertissement!!! Le ménage a consommé 10 Pièce Petit de Caramel, bonbons, confiseries, etc., cette quantité semble anormale pour une consommation des 7 derniers jours.Prière de corriger ou de confirmer avec le QG. Avertissement!!!Le ménage a consommé 56 miche de Petit de Pain moderne (Baguette)  ce qui semble incoherent pour une consommation aucours des 7 derniers jours, prière de verifier et corriger. Difficile de consommer le Sel en Sachets industriel Petit prière de verifier.</w:t>
       </w:r>
     </w:p>
     <w:p>
@@ -4776,6 +4778,27 @@
         <w:t xml:space="preserve">- L'entreprise vente de Glace existe dit n'avoir pas fait la revente de marchandises achetées et revendues en état, aussi le montant obtenus sur la vente de produits transformés par l'entreprise  n'a reçu aucune somme sur les reventes (s10q46=0 &amp; s10q48=0 &amp; s10q50=0); alors s'agit-il de quelle entreprise ? </w:t>
         <w:br/>
         <w:t>- Peu plausible! la valeur actuelle déclarée en s10q36 pour vente de robe semble trop petite ou trop élevée. Veuillez, s'il vous plaît, confirmer cette information avec le QG ou la corriger.</w:t>
+      </w:r>
+    </w:p>
+    <w:p>
+      <w:r>
+        <w:rPr>
+          <w:b/>
+          <w:color w:val="4672C4"/>
+          <w:sz w:val="22"/>
+        </w:rPr>
+        <w:t>&gt;&gt; Section12 - Actifs du menage</w:t>
+      </w:r>
+    </w:p>
+    <w:p>
+      <w:pPr>
+        <w:ind w:left="283"/>
+      </w:pPr>
+      <w:r>
+        <w:rPr>
+          <w:sz w:val="20"/>
+        </w:rPr>
+        <w:t>- Attention ! Radio simple/Radiocassette a été achété à 10000 Fcfa est relativement élevé par rapport aux autres prix d'achat observés dans cette zone. Prière de corriger ou de confirmer avec le QG.</w:t>
       </w:r>
     </w:p>
     <w:p>
@@ -5248,7 +5271,7 @@
         <w:rPr>
           <w:sz w:val="20"/>
         </w:rPr>
-        <w:t>- Attention ! Le prix unitaire d'achat (100 Fcfa) de Piment frais en Pièce (Petit) est relativement élevé par rapport aux autres prix observés dans cette zone. Prière de corriger ou de confirmer avec le QG. Avertissement!!! Le ménage a consommé 1 Bidon 20l taille unique de Eau minérale/filtrée en bouteille locale, cette quantité semble anormale pour une consommation des 7 derniers jours, prière de verifier et corriger.</w:t>
+        <w:t>- Attention ! Le prix unitaire d'achat (650 Fcfa) de Sucre en poudre  en Kg (taille unique) est relativement élevé par rapport aux autres prix observés dans cette zone. Prière de corriger ou de confirmer avec le QG. Avertissement!!! Le ménage a consommé 1 Bidon 20l taille unique de Eau minérale/filtrée en bouteille locale, cette quantité semble anormale pour une consommation des 7 derniers jours, prière de verifier et corriger.</w:t>
       </w:r>
     </w:p>
     <w:p>
@@ -5651,6 +5674,8 @@
         <w:rPr>
           <w:sz w:val="20"/>
         </w:rPr>
+        <w:t xml:space="preserve">- Attention ! Le montant (7500 Fcfa) dépensé ou reçu en cadeau pour les recharges internet ou de forfaits de données mobiles(hors appels vocaux), aucours des 30 derniers jours de  MOUSSA GUEYE est relativement élevé par rapport aux autres montants depansés observés dans cette zone. Prière de corriger ou de confirmer avec le QG. </w:t>
+        <w:br/>
         <w:t>- Incoherence! La mère de BAYE CHEIKH GUEYE est trop jeune ou vielle pour avoir BAYE CHEIKH GUEYE selon l'écart (12) d'âge entre lui et sa mère, prière de revoir l'âge de BAYE CHEIKH GUEYE ou de sa mère. Dans le cas contraire rassurez vous que c'est bien son fils/fille biologique.</w:t>
       </w:r>
     </w:p>
@@ -5778,7 +5803,7 @@
         <w:rPr>
           <w:sz w:val="20"/>
         </w:rPr>
-        <w:t xml:space="preserve">- L'entreprise Réparateur de Véhicule dit avoir réçu une somme sur la vente de ces produits transformés (s10q48 est differnt de 0) mais n'a depensé aucune somme sur l'achat des matières premières (s10q49==0), prière de fournir de l'effort pour estimer le montant obtenu en achat de matières premières. </w:t>
+        <w:t xml:space="preserve">- L'entreprise Réparateur de Véhicule dit avoir réçu une somme sur la vente de ces produits transformés (s10q48 est differnt de 0) mais n'a depensé aucune somme sur l'achat des matières premières (s10q49==0), prière de fournir de l'effort pour estimer le montant obtenu en achat de matières premières. Le salaire qu'une personne de cette catégorie (10.62) a travaillé(e) dans cette entreprise Réparateur de Véhicule est élevé ou faible. Prière de confirmer cette information avec le QG ou de corriger. </w:t>
         <w:br/>
         <w:t xml:space="preserve">- Le salaire qu'une personne de cette catégorie (10.62) a travaillé(e) dans cette entreprise Commerce et vendeurs est élevé ou faible. Prière de confirmer cette information avec le QG ou de corriger. </w:t>
         <w:br/>
@@ -6353,7 +6378,7 @@
         <w:rPr>
           <w:sz w:val="20"/>
         </w:rPr>
-        <w:t>- Attention ! Le prix unitaire d'achat (100 Fcfa) de Poivre en Sachets (Tres petit) est relativement élevé par rapport aux autres prix observés dans cette zone. Prière de corriger ou de confirmer avec le QG. Attention ! Le prix unitaire d'achat (150 Fcfa) de Tamarin noir en Sachets (Petit) est relativement élevé par rapport aux autres prix observés dans cette zone. Prière de corriger ou de confirmer avec le QG. Attention ! Le prix unitaire d'achat (200 Fcfa) de Manioc en tubercules en Pièce (Petit) est relativement élevé par rapport aux autres prix observés dans cette zone. Prière de corriger ou de confirmer avec le QG. Avertissement!!! Le ménage a consommé 14 Tas Moyen de Capitaine frais, cette quantité semble anormale pour une consommation des 7 derniers jours.Prière de corriger ou de confirmer avec le QG.</w:t>
+        <w:t>- Attention ! Le prix unitaire d'achat (100 Fcfa) de Poivre en Sachets (Tres petit) est relativement élevé par rapport aux autres prix observés dans cette zone. Prière de corriger ou de confirmer avec le QG. Attention ! Le prix unitaire d'achat (150 Fcfa) de Autre légumes frais n.d.a. en Pièce (Petit) est relativement élevé par rapport aux autres prix observés dans cette zone. Prière de corriger ou de confirmer avec le QG. Attention ! Le prix unitaire d'achat (150 Fcfa) de Tamarin noir en Sachets (Petit) est relativement élevé par rapport aux autres prix observés dans cette zone. Prière de corriger ou de confirmer avec le QG. Attention ! Le prix unitaire d'achat (200 Fcfa) de Aubergine   en Pièce (Petit) est relativement élevé par rapport aux autres prix observés dans cette zone. Prière de corriger ou de confirmer avec le QG. Attention ! Le prix unitaire d'achat (200 Fcfa) de Manioc en tubercules en Pièce (Petit) est relativement élevé par rapport aux autres prix observés dans cette zone. Prière de corriger ou de confirmer avec le QG. Avertissement!!! Le ménage a consommé 14 Tas Moyen de Capitaine frais, cette quantité semble anormale pour une consommation des 7 derniers jours.Prière de corriger ou de confirmer avec le QG.</w:t>
       </w:r>
     </w:p>
     <w:p>
@@ -6846,7 +6871,7 @@
         <w:rPr>
           <w:sz w:val="20"/>
         </w:rPr>
-        <w:t>- La dernière fois que vous avez acheté Eau minérale/filtrée en bouteille locale est voisin et semble exister dans les modalités, prière de prendre attache avec le QG pour plus d'explication afin de la classer bien. Attention ! Le prix unitaire d'achat (4500 Fcfa) de Viande de bœuf: filet, faux-filet en Kg (taille unique) est relativement élevé par rapport aux autres prix observés dans cette zone. Prière de corriger ou de confirmer avec le QG. Avertissement!! le prix unitaire (125 Fcfa) de Thé en sachet (unité: Sachets) de taille Tres petit est très faible ou élevé. Prière de corriger ou de confirmer avec le QG.</w:t>
+        <w:t>- La dernière fois que vous avez acheté Eau minérale/filtrée en bouteille locale est voisin et semble exister dans les modalités, prière de prendre attache avec le QG pour plus d'explication afin de la classer bien. Attention ! Le prix unitaire d'achat (4500 Fcfa) de Viande de bœuf: filet, faux-filet en Kg (taille unique) est relativement élevé par rapport aux autres prix observés dans cette zone. Prière de corriger ou de confirmer avec le QG. Attention ! Le prix unitaire d'achat (700 Fcfa) de Poivron frais en Pièce (Petit) est relativement élevé par rapport aux autres prix observés dans cette zone. Prière de corriger ou de confirmer avec le QG. Avertissement!! le prix unitaire (125 Fcfa) de Thé en sachet (unité: Sachets) de taille Tres petit est très faible ou élevé. Prière de corriger ou de confirmer avec le QG.</w:t>
       </w:r>
     </w:p>
     <w:p>
